--- a/08 บทที่ 2 ใหม่.docx
+++ b/08 บทที่ 2 ใหม่.docx
@@ -33631,14 +33631,6 @@
           <w:rFonts w:ascii="TH SarabunPSK" w:hAnsi="TH SarabunPSK" w:cs="TH SarabunPSK"/>
           <w:sz w:val="32"/>
           <w:szCs w:val="32"/>
-        </w:rPr>
-        <w:tab/>
-      </w:r>
-      <w:r>
-        <w:rPr>
-          <w:rFonts w:ascii="TH SarabunPSK" w:hAnsi="TH SarabunPSK" w:cs="TH SarabunPSK"/>
-          <w:sz w:val="32"/>
-          <w:szCs w:val="32"/>
           <w:cs/>
         </w:rPr>
         <w:t>ในโลกที่ขับเคลื่อนด้วยข้อมูลในปัจจุบัน ความสามารถในการจัดการและใช้ข้อมูลอย่างมีประสิทธิภาพมีความสำคัญอย่างยิ่งต่อความสำเร็จของธุรกิจทุกประเภท ตั้งแต่ธุรกิจสตาร์ท</w:t>
@@ -33905,6 +33897,9 @@
     </w:p>
     <w:p>
       <w:pPr>
+        <w:tabs>
+          <w:tab w:val="left" w:pos="567"/>
+        </w:tabs>
         <w:jc w:val="thaiDistribute"/>
         <w:rPr>
           <w:rFonts w:ascii="TH SarabunPSK" w:hAnsi="TH SarabunPSK" w:cs="TH SarabunPSK"/>
